--- a/docs/research/mvp/final/v02-data-plane/transport-masque-quic.docx
+++ b/docs/research/mvp/final/v02-data-plane/transport-masque-quic.docx
@@ -10,7 +10,7 @@
         <w:t xml:space="preserve">MASQUE / QUIC Transport</w:t>
       </w:r>
     </w:p>
-    <w:bookmarkStart w:id="49" w:name="masque--quic-transport"/>
+    <w:bookmarkStart w:id="61" w:name="masque--quic-transport"/>
     <w:p>
       <w:pPr>
         <w:pStyle w:val="Heading1"/>
@@ -1272,7 +1272,7 @@
     </w:p>
     <w:bookmarkEnd w:id="11"/>
     <w:bookmarkEnd w:id="12"/>
-    <w:bookmarkStart w:id="13" w:name="Xf4c19e1ad2316df17d3f30179abb4c923342e75"/>
+    <w:bookmarkStart w:id="16" w:name="Xf4c19e1ad2316df17d3f30179abb4c923342e75"/>
     <w:p>
       <w:pPr>
         <w:pStyle w:val="Heading2"/>
@@ -1789,11 +1789,46 @@
         <w:pStyle w:val="FirstParagraph"/>
       </w:pPr>
       <w:r>
-        <w:rPr>
-          <w:b/>
-          <w:bCs/>
-        </w:rPr>
-        <w:t xml:space="preserve">[MERMAID RENDER FAILED — block #1]</w:t>
+        <w:drawing>
+          <wp:inline>
+            <wp:extent cx="5334000" cy="16922588"/>
+            <wp:effectExtent b="0" l="0" r="0" t="0"/>
+            <wp:docPr descr="diagram" title="" id="14" name="Picture"/>
+            <a:graphic>
+              <a:graphicData uri="http://schemas.openxmlformats.org/drawingml/2006/picture">
+                <pic:pic>
+                  <pic:nvPicPr>
+                    <pic:cNvPr descr="/tmp/.private/milosvasic/tmp.uZjPDiSEv4/img/diagram_001_97626a51ed51.png" id="15" name="Picture"/>
+                    <pic:cNvPicPr>
+                      <a:picLocks noChangeArrowheads="1" noChangeAspect="1"/>
+                    </pic:cNvPicPr>
+                  </pic:nvPicPr>
+                  <pic:blipFill>
+                    <a:blip r:embed="rId13"/>
+                    <a:stretch>
+                      <a:fillRect/>
+                    </a:stretch>
+                  </pic:blipFill>
+                  <pic:spPr bwMode="auto">
+                    <a:xfrm>
+                      <a:off x="0" y="0"/>
+                      <a:ext cx="5334000" cy="16922588"/>
+                    </a:xfrm>
+                    <a:prstGeom prst="rect">
+                      <a:avLst/>
+                    </a:prstGeom>
+                    <a:noFill/>
+                    <a:ln w="9525">
+                      <a:noFill/>
+                      <a:headEnd/>
+                      <a:tailEnd/>
+                    </a:ln>
+                  </pic:spPr>
+                </pic:pic>
+              </a:graphicData>
+            </a:graphic>
+          </wp:inline>
+        </w:drawing>
       </w:r>
     </w:p>
     <w:p>
@@ -1803,8 +1838,8 @@
         </w:pict>
       </w:r>
     </w:p>
-    <w:bookmarkEnd w:id="13"/>
-    <w:bookmarkStart w:id="17" w:name="Xce5a18284243847d614ac3b1291b627afc32550"/>
+    <w:bookmarkEnd w:id="16"/>
+    <w:bookmarkStart w:id="23" w:name="Xce5a18284243847d614ac3b1291b627afc32550"/>
     <w:p>
       <w:pPr>
         <w:pStyle w:val="Heading2"/>
@@ -1943,7 +1978,7 @@
         <w:t xml:space="preserve">research-masque §1].</w:t>
       </w:r>
     </w:p>
-    <w:bookmarkStart w:id="14" w:name="Xeabdd7ab5e1fdcb31c7933bd0ba63a324851e6a"/>
+    <w:bookmarkStart w:id="20" w:name="Xeabdd7ab5e1fdcb31c7933bd0ba63a324851e6a"/>
     <w:p>
       <w:pPr>
         <w:pStyle w:val="Heading3"/>
@@ -1957,15 +1992,50 @@
         <w:pStyle w:val="FirstParagraph"/>
       </w:pPr>
       <w:r>
-        <w:rPr>
-          <w:b/>
-          <w:bCs/>
-        </w:rPr>
-        <w:t xml:space="preserve">[MERMAID RENDER FAILED — block #2]</w:t>
+        <w:drawing>
+          <wp:inline>
+            <wp:extent cx="5334000" cy="3170464"/>
+            <wp:effectExtent b="0" l="0" r="0" t="0"/>
+            <wp:docPr descr="diagram" title="" id="18" name="Picture"/>
+            <a:graphic>
+              <a:graphicData uri="http://schemas.openxmlformats.org/drawingml/2006/picture">
+                <pic:pic>
+                  <pic:nvPicPr>
+                    <pic:cNvPr descr="/tmp/.private/milosvasic/tmp.uZjPDiSEv4/img/diagram_002_2adae27e69b8.png" id="19" name="Picture"/>
+                    <pic:cNvPicPr>
+                      <a:picLocks noChangeArrowheads="1" noChangeAspect="1"/>
+                    </pic:cNvPicPr>
+                  </pic:nvPicPr>
+                  <pic:blipFill>
+                    <a:blip r:embed="rId17"/>
+                    <a:stretch>
+                      <a:fillRect/>
+                    </a:stretch>
+                  </pic:blipFill>
+                  <pic:spPr bwMode="auto">
+                    <a:xfrm>
+                      <a:off x="0" y="0"/>
+                      <a:ext cx="5334000" cy="3170464"/>
+                    </a:xfrm>
+                    <a:prstGeom prst="rect">
+                      <a:avLst/>
+                    </a:prstGeom>
+                    <a:noFill/>
+                    <a:ln w="9525">
+                      <a:noFill/>
+                      <a:headEnd/>
+                      <a:tailEnd/>
+                    </a:ln>
+                  </pic:spPr>
+                </pic:pic>
+              </a:graphicData>
+            </a:graphic>
+          </wp:inline>
+        </w:drawing>
       </w:r>
     </w:p>
-    <w:bookmarkEnd w:id="14"/>
-    <w:bookmarkStart w:id="15" w:name="X138ece2cee8a7bb78be1a451bfb82eca2433d5c"/>
+    <w:bookmarkEnd w:id="20"/>
+    <w:bookmarkStart w:id="21" w:name="X138ece2cee8a7bb78be1a451bfb82eca2433d5c"/>
     <w:p>
       <w:pPr>
         <w:pStyle w:val="Heading3"/>
@@ -2801,8 +2871,8 @@
         <w:t xml:space="preserve">capture the negotiated values as evidence (§8), never assume them.</w:t>
       </w:r>
     </w:p>
-    <w:bookmarkEnd w:id="15"/>
-    <w:bookmarkStart w:id="16" w:name="X6e45525521ec3a9c914a755666f019aa167283d"/>
+    <w:bookmarkEnd w:id="21"/>
+    <w:bookmarkStart w:id="22" w:name="X6e45525521ec3a9c914a755666f019aa167283d"/>
     <w:p>
       <w:pPr>
         <w:pStyle w:val="Heading3"/>
@@ -3037,9 +3107,9 @@
         </w:pict>
       </w:r>
     </w:p>
-    <w:bookmarkEnd w:id="16"/>
-    <w:bookmarkEnd w:id="17"/>
-    <w:bookmarkStart w:id="23" w:name="Xd5882801c131c2dd1753cb3501e1e8cacc5b739"/>
+    <w:bookmarkEnd w:id="22"/>
+    <w:bookmarkEnd w:id="23"/>
+    <w:bookmarkStart w:id="29" w:name="Xd5882801c131c2dd1753cb3501e1e8cacc5b739"/>
     <w:p>
       <w:pPr>
         <w:pStyle w:val="Heading2"/>
@@ -3086,7 +3156,7 @@
         <w:t xml:space="preserve">.</w:t>
       </w:r>
     </w:p>
-    <w:bookmarkStart w:id="18" w:name="Xe8bbe3de325585aeed6763e1098085438b446f6"/>
+    <w:bookmarkStart w:id="24" w:name="Xe8bbe3de325585aeed6763e1098085438b446f6"/>
     <w:p>
       <w:pPr>
         <w:pStyle w:val="Heading3"/>
@@ -3287,8 +3357,8 @@
         <w:t xml:space="preserve">form.</w:t>
       </w:r>
     </w:p>
-    <w:bookmarkEnd w:id="18"/>
-    <w:bookmarkStart w:id="19" w:name="Xf6592c2c461ee28474556e62d4122ebd837bb4d"/>
+    <w:bookmarkEnd w:id="24"/>
+    <w:bookmarkStart w:id="25" w:name="Xf6592c2c461ee28474556e62d4122ebd837bb4d"/>
     <w:p>
       <w:pPr>
         <w:pStyle w:val="Heading3"/>
@@ -3546,8 +3616,8 @@
         <w:t xml:space="preserve">RFC 9297 (a future extension context), not surfaced as an error (§6 E-CTX).</w:t>
       </w:r>
     </w:p>
-    <w:bookmarkEnd w:id="19"/>
-    <w:bookmarkStart w:id="20" w:name="X17a45943b4778d5db915799246c4adc6cc3329d"/>
+    <w:bookmarkEnd w:id="25"/>
+    <w:bookmarkStart w:id="26" w:name="X17a45943b4778d5db915799246c4adc6cc3329d"/>
     <w:p>
       <w:pPr>
         <w:pStyle w:val="Heading3"/>
@@ -3755,8 +3825,8 @@
         <w:t xml:space="preserve">[04_P0 §5.2; research-masque §3].</w:t>
       </w:r>
     </w:p>
-    <w:bookmarkEnd w:id="20"/>
-    <w:bookmarkStart w:id="21" w:name="X0d7e35b57326f0199b0af62c77fc26c98f0cfaf"/>
+    <w:bookmarkEnd w:id="26"/>
+    <w:bookmarkStart w:id="27" w:name="X0d7e35b57326f0199b0af62c77fc26c98f0cfaf"/>
     <w:p>
       <w:pPr>
         <w:pStyle w:val="Heading3"/>
@@ -3936,8 +4006,8 @@
         <w:t xml:space="preserve">evidence, never assumed.</w:t>
       </w:r>
     </w:p>
-    <w:bookmarkEnd w:id="21"/>
-    <w:bookmarkStart w:id="22" w:name="X28030de32d36230cb64af34e7fc4e309927f6df"/>
+    <w:bookmarkEnd w:id="27"/>
+    <w:bookmarkStart w:id="28" w:name="X28030de32d36230cb64af34e7fc4e309927f6df"/>
     <w:p>
       <w:pPr>
         <w:pStyle w:val="Heading3"/>
@@ -4201,9 +4271,9 @@
         </w:pict>
       </w:r>
     </w:p>
-    <w:bookmarkEnd w:id="22"/>
-    <w:bookmarkEnd w:id="23"/>
-    <w:bookmarkStart w:id="27" w:name="X9f0466744fd6f90626dfdfbb519a4262b59ae24"/>
+    <w:bookmarkEnd w:id="28"/>
+    <w:bookmarkEnd w:id="29"/>
+    <w:bookmarkStart w:id="36" w:name="X9f0466744fd6f90626dfdfbb519a4262b59ae24"/>
     <w:p>
       <w:pPr>
         <w:pStyle w:val="Heading2"/>
@@ -4262,7 +4332,7 @@
         <w:t xml:space="preserve">[01-DP §3.3; 04_P0 §5.1].</w:t>
       </w:r>
     </w:p>
-    <w:bookmarkStart w:id="24" w:name="X15e928560fbac21f80a0725056c25db244a1083"/>
+    <w:bookmarkStart w:id="30" w:name="X15e928560fbac21f80a0725056c25db244a1083"/>
     <w:p>
       <w:pPr>
         <w:pStyle w:val="Heading3"/>
@@ -6412,8 +6482,8 @@
         <w:t xml:space="preserve">}</w:t>
       </w:r>
     </w:p>
-    <w:bookmarkEnd w:id="24"/>
-    <w:bookmarkStart w:id="25" w:name="Xf22c2ab1e0b7e4e7c7a13647883fa5232a3d53b"/>
+    <w:bookmarkEnd w:id="30"/>
+    <w:bookmarkStart w:id="31" w:name="Xf22c2ab1e0b7e4e7c7a13647883fa5232a3d53b"/>
     <w:p>
       <w:pPr>
         <w:pStyle w:val="Heading3"/>
@@ -8422,8 +8492,8 @@
         <w:t xml:space="preserve">;</w:t>
       </w:r>
     </w:p>
-    <w:bookmarkEnd w:id="25"/>
-    <w:bookmarkStart w:id="26" w:name="X87e11895e85e8b132fae27056fe35224bfaff36"/>
+    <w:bookmarkEnd w:id="31"/>
+    <w:bookmarkStart w:id="35" w:name="X87e11895e85e8b132fae27056fe35224bfaff36"/>
     <w:p>
       <w:pPr>
         <w:pStyle w:val="Heading3"/>
@@ -8437,11 +8507,46 @@
         <w:pStyle w:val="FirstParagraph"/>
       </w:pPr>
       <w:r>
-        <w:rPr>
-          <w:b/>
-          <w:bCs/>
-        </w:rPr>
-        <w:t xml:space="preserve">[MERMAID RENDER FAILED — block #3]</w:t>
+        <w:drawing>
+          <wp:inline>
+            <wp:extent cx="5334000" cy="2408464"/>
+            <wp:effectExtent b="0" l="0" r="0" t="0"/>
+            <wp:docPr descr="diagram" title="" id="33" name="Picture"/>
+            <a:graphic>
+              <a:graphicData uri="http://schemas.openxmlformats.org/drawingml/2006/picture">
+                <pic:pic>
+                  <pic:nvPicPr>
+                    <pic:cNvPr descr="/tmp/.private/milosvasic/tmp.uZjPDiSEv4/img/diagram_003_409df39576b6.png" id="34" name="Picture"/>
+                    <pic:cNvPicPr>
+                      <a:picLocks noChangeArrowheads="1" noChangeAspect="1"/>
+                    </pic:cNvPicPr>
+                  </pic:nvPicPr>
+                  <pic:blipFill>
+                    <a:blip r:embed="rId32"/>
+                    <a:stretch>
+                      <a:fillRect/>
+                    </a:stretch>
+                  </pic:blipFill>
+                  <pic:spPr bwMode="auto">
+                    <a:xfrm>
+                      <a:off x="0" y="0"/>
+                      <a:ext cx="5334000" cy="2408464"/>
+                    </a:xfrm>
+                    <a:prstGeom prst="rect">
+                      <a:avLst/>
+                    </a:prstGeom>
+                    <a:noFill/>
+                    <a:ln w="9525">
+                      <a:noFill/>
+                      <a:headEnd/>
+                      <a:tailEnd/>
+                    </a:ln>
+                  </pic:spPr>
+                </pic:pic>
+              </a:graphicData>
+            </a:graphic>
+          </wp:inline>
+        </w:drawing>
       </w:r>
     </w:p>
     <w:p>
@@ -8451,9 +8556,9 @@
         </w:pict>
       </w:r>
     </w:p>
-    <w:bookmarkEnd w:id="26"/>
-    <w:bookmarkEnd w:id="27"/>
-    <w:bookmarkStart w:id="33" w:name="Xd1f98214dd3504a358aaad87ac8f347fa172d57"/>
+    <w:bookmarkEnd w:id="35"/>
+    <w:bookmarkEnd w:id="36"/>
+    <w:bookmarkStart w:id="45" w:name="Xd1f98214dd3504a358aaad87ac8f347fa172d57"/>
     <w:p>
       <w:pPr>
         <w:pStyle w:val="Heading2"/>
@@ -8462,7 +8567,7 @@
         <w:t xml:space="preserve">5. SNI masquerade &amp; browser-HTTP/3 indistinguishability</w:t>
       </w:r>
     </w:p>
-    <w:bookmarkStart w:id="28" w:name="X0d89089486a334bfab70d71678d4fccbc739392"/>
+    <w:bookmarkStart w:id="37" w:name="X0d89089486a334bfab70d71678d4fccbc739392"/>
     <w:p>
       <w:pPr>
         <w:pStyle w:val="Heading3"/>
@@ -8693,8 +8798,8 @@
         <w:t xml:space="preserve">research-tracked.</w:t>
       </w:r>
     </w:p>
-    <w:bookmarkEnd w:id="28"/>
-    <w:bookmarkStart w:id="29" w:name="Xee594ccbc9ad5f222400cc203477fc4ae93abab"/>
+    <w:bookmarkEnd w:id="37"/>
+    <w:bookmarkStart w:id="38" w:name="Xee594ccbc9ad5f222400cc203477fc4ae93abab"/>
     <w:p>
       <w:pPr>
         <w:pStyle w:val="Heading3"/>
@@ -8903,8 +9008,8 @@
         <w:t xml:space="preserve">04_P0 §5.3, §8].</w:t>
       </w:r>
     </w:p>
-    <w:bookmarkEnd w:id="29"/>
-    <w:bookmarkStart w:id="30" w:name="X030e5bee8060f86d40783b9d988475ce8a48d57"/>
+    <w:bookmarkEnd w:id="38"/>
+    <w:bookmarkStart w:id="39" w:name="X030e5bee8060f86d40783b9d988475ce8a48d57"/>
     <w:p>
       <w:pPr>
         <w:pStyle w:val="Heading3"/>
@@ -9303,8 +9408,8 @@
         </w:tc>
       </w:tr>
     </w:tbl>
-    <w:bookmarkEnd w:id="30"/>
-    <w:bookmarkStart w:id="31" w:name="X5f0138d7f31706fc9b090210286f5b372e7802e"/>
+    <w:bookmarkEnd w:id="39"/>
+    <w:bookmarkStart w:id="43" w:name="X5f0138d7f31706fc9b090210286f5b372e7802e"/>
     <w:p>
       <w:pPr>
         <w:pStyle w:val="Heading3"/>
@@ -9391,15 +9496,50 @@
         <w:pStyle w:val="BodyText"/>
       </w:pPr>
       <w:r>
-        <w:rPr>
-          <w:b/>
-          <w:bCs/>
-        </w:rPr>
-        <w:t xml:space="preserve">[MERMAID RENDER FAILED — block #4]</w:t>
+        <w:drawing>
+          <wp:inline>
+            <wp:extent cx="5334000" cy="7482163"/>
+            <wp:effectExtent b="0" l="0" r="0" t="0"/>
+            <wp:docPr descr="diagram" title="" id="41" name="Picture"/>
+            <a:graphic>
+              <a:graphicData uri="http://schemas.openxmlformats.org/drawingml/2006/picture">
+                <pic:pic>
+                  <pic:nvPicPr>
+                    <pic:cNvPr descr="/tmp/.private/milosvasic/tmp.uZjPDiSEv4/img/diagram_004_04efaf9d9bc2.png" id="42" name="Picture"/>
+                    <pic:cNvPicPr>
+                      <a:picLocks noChangeArrowheads="1" noChangeAspect="1"/>
+                    </pic:cNvPicPr>
+                  </pic:nvPicPr>
+                  <pic:blipFill>
+                    <a:blip r:embed="rId40"/>
+                    <a:stretch>
+                      <a:fillRect/>
+                    </a:stretch>
+                  </pic:blipFill>
+                  <pic:spPr bwMode="auto">
+                    <a:xfrm>
+                      <a:off x="0" y="0"/>
+                      <a:ext cx="5334000" cy="7482163"/>
+                    </a:xfrm>
+                    <a:prstGeom prst="rect">
+                      <a:avLst/>
+                    </a:prstGeom>
+                    <a:noFill/>
+                    <a:ln w="9525">
+                      <a:noFill/>
+                      <a:headEnd/>
+                      <a:tailEnd/>
+                    </a:ln>
+                  </pic:spPr>
+                </pic:pic>
+              </a:graphicData>
+            </a:graphic>
+          </wp:inline>
+        </w:drawing>
       </w:r>
     </w:p>
-    <w:bookmarkEnd w:id="31"/>
-    <w:bookmarkStart w:id="32" w:name="Xe4d3ffe377c529bba406ad9bbac6824e734ef65"/>
+    <w:bookmarkEnd w:id="43"/>
+    <w:bookmarkStart w:id="44" w:name="Xe4d3ffe377c529bba406ad9bbac6824e734ef65"/>
     <w:p>
       <w:pPr>
         <w:pStyle w:val="Heading3"/>
@@ -9498,9 +9638,9 @@
         </w:pict>
       </w:r>
     </w:p>
-    <w:bookmarkEnd w:id="32"/>
-    <w:bookmarkEnd w:id="33"/>
-    <w:bookmarkStart w:id="41" w:name="Xf36f405a2694a70e2a87dcaafa1af56066e8ad1"/>
+    <w:bookmarkEnd w:id="44"/>
+    <w:bookmarkEnd w:id="45"/>
+    <w:bookmarkStart w:id="53" w:name="Xf36f405a2694a70e2a87dcaafa1af56066e8ad1"/>
     <w:p>
       <w:pPr>
         <w:pStyle w:val="Heading2"/>
@@ -9604,7 +9744,7 @@
         <w:t xml:space="preserve">as a reconnect trigger [01-DP §5.3].</w:t>
       </w:r>
     </w:p>
-    <w:bookmarkStart w:id="34" w:name="X3fe1be7898ff2e41d508604a128c55a834e4bba"/>
+    <w:bookmarkStart w:id="46" w:name="X3fe1be7898ff2e41d508604a128c55a834e4bba"/>
     <w:p>
       <w:pPr>
         <w:pStyle w:val="Heading3"/>
@@ -10151,8 +10291,8 @@
         </w:tc>
       </w:tr>
     </w:tbl>
-    <w:bookmarkEnd w:id="34"/>
-    <w:bookmarkStart w:id="35" w:name="X89b0743595a9bd46ab08c138c35817f83e20b13"/>
+    <w:bookmarkEnd w:id="46"/>
+    <w:bookmarkStart w:id="47" w:name="X89b0743595a9bd46ab08c138c35817f83e20b13"/>
     <w:p>
       <w:pPr>
         <w:pStyle w:val="Heading3"/>
@@ -10738,8 +10878,8 @@
         <w:t xml:space="preserve">.)</w:t>
       </w:r>
     </w:p>
-    <w:bookmarkEnd w:id="35"/>
-    <w:bookmarkStart w:id="36" w:name="Xa738e1f66607f013c6a722b17ddf1fe87e3caf3"/>
+    <w:bookmarkEnd w:id="47"/>
+    <w:bookmarkStart w:id="48" w:name="Xa738e1f66607f013c6a722b17ddf1fe87e3caf3"/>
     <w:p>
       <w:pPr>
         <w:pStyle w:val="Heading3"/>
@@ -10899,8 +11039,8 @@
         <w:t xml:space="preserve">[01-DP §3.3, §12.1; 04_P0 §5.3, §8].</w:t>
       </w:r>
     </w:p>
-    <w:bookmarkEnd w:id="36"/>
-    <w:bookmarkStart w:id="40" w:name="Xd14b5d7a45bc7163cb7eea7a78a6a84be61930f"/>
+    <w:bookmarkEnd w:id="48"/>
+    <w:bookmarkStart w:id="52" w:name="Xd14b5d7a45bc7163cb7eea7a78a6a84be61930f"/>
     <w:p>
       <w:pPr>
         <w:pStyle w:val="Heading3"/>
@@ -11235,7 +11375,7 @@
       <w:r>
         <w:t xml:space="preserve"> </w:t>
       </w:r>
-      <w:hyperlink r:id="rId37">
+      <w:hyperlink r:id="rId49">
         <w:r>
           <w:rPr>
             <w:rStyle w:val="VerbatimChar"/>
@@ -11419,7 +11559,7 @@
       <w:r>
         <w:t xml:space="preserve"> </w:t>
       </w:r>
-      <w:hyperlink r:id="rId38">
+      <w:hyperlink r:id="rId50">
         <w:r>
           <w:rPr>
             <w:rStyle w:val="VerbatimChar"/>
@@ -11436,7 +11576,7 @@
       <w:r>
         <w:t xml:space="preserve"> </w:t>
       </w:r>
-      <w:hyperlink r:id="rId39">
+      <w:hyperlink r:id="rId51">
         <w:r>
           <w:rPr>
             <w:rStyle w:val="VerbatimChar"/>
@@ -11464,9 +11604,9 @@
         </w:pict>
       </w:r>
     </w:p>
-    <w:bookmarkEnd w:id="40"/>
-    <w:bookmarkEnd w:id="41"/>
-    <w:bookmarkStart w:id="45" w:name="Xe116d9538c91c2950bdb976cef77044b9201aa5"/>
+    <w:bookmarkEnd w:id="52"/>
+    <w:bookmarkEnd w:id="53"/>
+    <w:bookmarkStart w:id="57" w:name="Xe116d9538c91c2950bdb976cef77044b9201aa5"/>
     <w:p>
       <w:pPr>
         <w:pStyle w:val="Heading2"/>
@@ -11475,7 +11615,7 @@
         <w:t xml:space="preserve">7. Performance budget &amp; no-logging counters</w:t>
       </w:r>
     </w:p>
-    <w:bookmarkStart w:id="42" w:name="X03aac30d6681f200c6181b3f2d2228b2af53907"/>
+    <w:bookmarkStart w:id="54" w:name="X03aac30d6681f200c6181b3f2d2228b2af53907"/>
     <w:p>
       <w:pPr>
         <w:pStyle w:val="Heading3"/>
@@ -11603,8 +11743,8 @@
         <w:t xml:space="preserve">[research-masque §5; 01-DP §10].</w:t>
       </w:r>
     </w:p>
-    <w:bookmarkEnd w:id="42"/>
-    <w:bookmarkStart w:id="43" w:name="X51033f2e42d7952c43b4267e48325892769f726"/>
+    <w:bookmarkEnd w:id="54"/>
+    <w:bookmarkStart w:id="55" w:name="X51033f2e42d7952c43b4267e48325892769f726"/>
     <w:p>
       <w:pPr>
         <w:pStyle w:val="Heading3"/>
@@ -11963,8 +12103,8 @@
         <w:t xml:space="preserve">G1 gate) [01-DP §3.2; 04_P0 §8]. So masque-h3's floor is ≥ 50% of (≥ 80% of bare).</w:t>
       </w:r>
     </w:p>
-    <w:bookmarkEnd w:id="43"/>
-    <w:bookmarkStart w:id="44" w:name="X145e116b74d01312620bb403650e57e4d77db48"/>
+    <w:bookmarkEnd w:id="55"/>
+    <w:bookmarkStart w:id="56" w:name="X145e116b74d01312620bb403650e57e4d77db48"/>
     <w:p>
       <w:pPr>
         <w:pStyle w:val="Heading3"/>
@@ -12092,9 +12232,9 @@
         </w:pict>
       </w:r>
     </w:p>
-    <w:bookmarkEnd w:id="44"/>
-    <w:bookmarkEnd w:id="45"/>
-    <w:bookmarkStart w:id="46" w:name="X5b58c7797917c1c5c12bb6fa5c986cdc2a66ba4"/>
+    <w:bookmarkEnd w:id="56"/>
+    <w:bookmarkEnd w:id="57"/>
+    <w:bookmarkStart w:id="58" w:name="X5b58c7797917c1c5c12bb6fa5c986cdc2a66ba4"/>
     <w:p>
       <w:pPr>
         <w:pStyle w:val="Heading2"/>
@@ -13502,8 +13642,8 @@
         </w:pict>
       </w:r>
     </w:p>
-    <w:bookmarkEnd w:id="46"/>
-    <w:bookmarkStart w:id="47" w:name="Xe2b600e447b248479a569f85f3529b340a279ff"/>
+    <w:bookmarkEnd w:id="58"/>
+    <w:bookmarkStart w:id="59" w:name="Xe2b600e447b248479a569f85f3529b340a279ff"/>
     <w:p>
       <w:pPr>
         <w:pStyle w:val="Heading2"/>
@@ -13822,8 +13962,8 @@
         </w:pict>
       </w:r>
     </w:p>
-    <w:bookmarkEnd w:id="47"/>
-    <w:bookmarkStart w:id="48" w:name="Xdc3f0eb7a0a9fa83fad3d3fcd64811d19df0cc9"/>
+    <w:bookmarkEnd w:id="59"/>
+    <w:bookmarkStart w:id="60" w:name="Xdc3f0eb7a0a9fa83fad3d3fcd64811d19df0cc9"/>
     <w:p>
       <w:pPr>
         <w:pStyle w:val="Heading2"/>
@@ -14729,8 +14869,8 @@
         <w:t xml:space="preserve">and capture as evidence (§8) — never assume.</w:t>
       </w:r>
     </w:p>
-    <w:bookmarkEnd w:id="48"/>
-    <w:bookmarkEnd w:id="49"/>
+    <w:bookmarkEnd w:id="60"/>
+    <w:bookmarkEnd w:id="61"/>
     <w:sectPr>
       <w:footnotePr>
         <w:numRestart w:val="eachSect"/>
